--- a/doc.dox.x.docx
+++ b/doc.dox.x.docx
@@ -1086,8 +1086,6 @@
       <w:r>
         <w:fldChar w:fldCharType="end"/>
       </w:r>
-      <w:bookmarkStart w:id="2" w:name="_GoBack"/>
-      <w:bookmarkEnd w:id="2"/>
     </w:p>
     <w:p>
       <w:r>
@@ -2536,11 +2534,33 @@
     <w:p>
       <w:pPr>
         <w:spacing w:before="100" w:beforeAutospacing="1"/>
-        <w:jc w:val="center"/>
+        <w:jc w:val="left"/>
         <w:rPr>
           <w:b/>
-          <w:sz w:val="28"/>
-          <w:szCs w:val="28"/>
+          <w:szCs w:val="24"/>
+        </w:rPr>
+        <w:sectPr>
+          <w:headerReference w:type="even" r:id="rId8"/>
+          <w:headerReference w:type="default" r:id="rId9"/>
+          <w:footerReference w:type="even" r:id="rId10"/>
+          <w:footerReference w:type="default" r:id="rId11"/>
+          <w:headerReference w:type="first" r:id="rId12"/>
+          <w:footerReference w:type="first" r:id="rId13"/>
+          <w:pgSz w:w="11906" w:h="16838"/>
+          <w:pgMar w:top="1701" w:right="1134" w:bottom="1134" w:left="1701" w:header="709" w:footer="709" w:gutter="0"/>
+          <w:pgNumType w:start="0"/>
+          <w:cols w:space="708"/>
+          <w:docGrid w:linePitch="360"/>
+        </w:sectPr>
+      </w:pPr>
+    </w:p>
+    <w:p>
+      <w:pPr>
+        <w:spacing w:before="100" w:beforeAutospacing="1"/>
+        <w:jc w:val="left"/>
+        <w:rPr>
+          <w:b/>
+          <w:szCs w:val="24"/>
         </w:rPr>
       </w:pPr>
     </w:p>
@@ -7920,6 +7940,7 @@
           <w:sz w:val="22"/>
           <w:shd w:val="clear" w:color="auto" w:fill="FFFFFF"/>
         </w:rPr>
+        <w:lastRenderedPageBreak/>
         <w:t>unchanged</w:t>
       </w:r>
       <w:proofErr w:type="spellEnd"/>
@@ -8120,7 +8141,6 @@
           <w:sz w:val="22"/>
           <w:shd w:val="clear" w:color="auto" w:fill="FFFFFF"/>
         </w:rPr>
-        <w:lastRenderedPageBreak/>
         <w:t>Lorem</w:t>
       </w:r>
       <w:proofErr w:type="spellEnd"/>
@@ -12845,24 +12865,14 @@
       <w:r>
         <w:t xml:space="preserve">Figura </w:t>
       </w:r>
-      <w:r>
-        <w:fldChar w:fldCharType="begin"/>
-      </w:r>
-      <w:r>
-        <w:instrText xml:space="preserve"> SEQ Figura \* ARABIC </w:instrText>
-      </w:r>
-      <w:r>
-        <w:fldChar w:fldCharType="separate"/>
-      </w:r>
-      <w:r>
-        <w:rPr>
-          <w:noProof/>
-        </w:rPr>
-        <w:t>1</w:t>
-      </w:r>
-      <w:r>
-        <w:fldChar w:fldCharType="end"/>
-      </w:r>
+      <w:fldSimple w:instr=" SEQ Figura \* ARABIC ">
+        <w:r>
+          <w:rPr>
+            <w:noProof/>
+          </w:rPr>
+          <w:t>1</w:t>
+        </w:r>
+      </w:fldSimple>
       <w:r>
         <w:t>: Voluntariado no Brasil</w:t>
       </w:r>
@@ -12901,7 +12911,7 @@
                     </pic:cNvPicPr>
                   </pic:nvPicPr>
                   <pic:blipFill>
-                    <a:blip r:embed="rId6">
+                    <a:blip r:embed="rId14">
                       <a:extLst>
                         <a:ext uri="{28A0092B-C50C-407E-A947-70E740481C1C}">
                           <a14:useLocalDpi xmlns:a14="http://schemas.microsoft.com/office/drawing/2010/main" val="0"/>
@@ -13045,24 +13055,14 @@
       <w:r>
         <w:t xml:space="preserve">Figura </w:t>
       </w:r>
-      <w:r>
-        <w:fldChar w:fldCharType="begin"/>
-      </w:r>
-      <w:r>
-        <w:instrText xml:space="preserve"> SEQ Figura \* ARABIC </w:instrText>
-      </w:r>
-      <w:r>
-        <w:fldChar w:fldCharType="separate"/>
-      </w:r>
-      <w:r>
-        <w:rPr>
-          <w:noProof/>
-        </w:rPr>
-        <w:t>2</w:t>
-      </w:r>
-      <w:r>
-        <w:fldChar w:fldCharType="end"/>
-      </w:r>
+      <w:fldSimple w:instr=" SEQ Figura \* ARABIC ">
+        <w:r>
+          <w:rPr>
+            <w:noProof/>
+          </w:rPr>
+          <w:t>2</w:t>
+        </w:r>
+      </w:fldSimple>
       <w:r>
         <w:t>:Voluntariado no Brasil</w:t>
       </w:r>
@@ -13079,6 +13079,7 @@
       <w:r>
         <w:rPr>
           <w:noProof/>
+          <w:lang w:eastAsia="pt-BR"/>
         </w:rPr>
         <w:drawing>
           <wp:inline distT="0" distB="0" distL="0" distR="0">
@@ -13098,7 +13099,7 @@
                     </pic:cNvPicPr>
                   </pic:nvPicPr>
                   <pic:blipFill>
-                    <a:blip r:embed="rId7" cstate="print">
+                    <a:blip r:embed="rId15" cstate="print">
                       <a:extLst>
                         <a:ext uri="{28A0092B-C50C-407E-A947-70E740481C1C}">
                           <a14:useLocalDpi xmlns:a14="http://schemas.microsoft.com/office/drawing/2010/main" val="0"/>
@@ -13437,24 +13438,14 @@
       <w:r>
         <w:t xml:space="preserve">Quadro </w:t>
       </w:r>
-      <w:r>
-        <w:fldChar w:fldCharType="begin"/>
-      </w:r>
-      <w:r>
-        <w:instrText xml:space="preserve"> SEQ Quadro \* ARABIC </w:instrText>
-      </w:r>
-      <w:r>
-        <w:fldChar w:fldCharType="separate"/>
-      </w:r>
-      <w:r>
-        <w:rPr>
-          <w:noProof/>
-        </w:rPr>
-        <w:t>1</w:t>
-      </w:r>
-      <w:r>
-        <w:fldChar w:fldCharType="end"/>
-      </w:r>
+      <w:fldSimple w:instr=" SEQ Quadro \* ARABIC ">
+        <w:r>
+          <w:rPr>
+            <w:noProof/>
+          </w:rPr>
+          <w:t>1</w:t>
+        </w:r>
+      </w:fldSimple>
       <w:r>
         <w:t>: caderno de sensibilidade</w:t>
       </w:r>
@@ -14978,25 +14969,15 @@
       <w:r>
         <w:t xml:space="preserve">Quadro </w:t>
       </w:r>
-      <w:r>
-        <w:fldChar w:fldCharType="begin"/>
-      </w:r>
-      <w:r>
-        <w:instrText xml:space="preserve"> SEQ Quadro \* ARABIC </w:instrText>
-      </w:r>
-      <w:r>
-        <w:fldChar w:fldCharType="separate"/>
-      </w:r>
-      <w:r>
-        <w:rPr>
-          <w:noProof/>
-        </w:rPr>
-        <w:t>2</w:t>
-      </w:r>
-      <w:bookmarkEnd w:id="38"/>
-      <w:r>
-        <w:fldChar w:fldCharType="end"/>
-      </w:r>
+      <w:fldSimple w:instr=" SEQ Quadro \* ARABIC ">
+        <w:r>
+          <w:rPr>
+            <w:noProof/>
+          </w:rPr>
+          <w:t>2</w:t>
+        </w:r>
+        <w:bookmarkEnd w:id="38"/>
+      </w:fldSimple>
     </w:p>
     <w:p/>
     <w:p>
@@ -15034,24 +15015,14 @@
         <w:lastRenderedPageBreak/>
         <w:t xml:space="preserve">Gráfico </w:t>
       </w:r>
-      <w:r>
-        <w:fldChar w:fldCharType="begin"/>
-      </w:r>
-      <w:r>
-        <w:instrText xml:space="preserve"> SEQ Gráfico \* ARABIC </w:instrText>
-      </w:r>
-      <w:r>
-        <w:fldChar w:fldCharType="separate"/>
-      </w:r>
-      <w:r>
-        <w:rPr>
-          <w:noProof/>
-        </w:rPr>
-        <w:t>1</w:t>
-      </w:r>
-      <w:r>
-        <w:fldChar w:fldCharType="end"/>
-      </w:r>
+      <w:fldSimple w:instr=" SEQ Gráfico \* ARABIC ">
+        <w:r>
+          <w:rPr>
+            <w:noProof/>
+          </w:rPr>
+          <w:t>1</w:t>
+        </w:r>
+      </w:fldSimple>
       <w:r>
         <w:t>: idade do público alvo</w:t>
       </w:r>
@@ -15071,7 +15042,7 @@
             <wp:cNvGraphicFramePr/>
             <a:graphic xmlns:a="http://schemas.openxmlformats.org/drawingml/2006/main">
               <a:graphicData uri="http://schemas.openxmlformats.org/drawingml/2006/chart">
-                <c:chart xmlns:c="http://schemas.openxmlformats.org/drawingml/2006/chart" xmlns:r="http://schemas.openxmlformats.org/officeDocument/2006/relationships" r:id="rId8"/>
+                <c:chart xmlns:c="http://schemas.openxmlformats.org/drawingml/2006/chart" xmlns:r="http://schemas.openxmlformats.org/officeDocument/2006/relationships" r:id="rId16"/>
               </a:graphicData>
             </a:graphic>
           </wp:inline>
@@ -16908,17 +16879,7 @@
           <w:szCs w:val="21"/>
           <w:shd w:val="clear" w:color="auto" w:fill="FFFFFF"/>
         </w:rPr>
-        <w:t xml:space="preserve"> Ipsum.</w:t>
-      </w:r>
-      <w:r>
-        <w:rPr>
-          <w:rFonts w:cs="Arial"/>
-          <w:color w:val="000000"/>
-          <w:sz w:val="21"/>
-          <w:szCs w:val="21"/>
-          <w:shd w:val="clear" w:color="auto" w:fill="FFFFFF"/>
-        </w:rPr>
-        <w:t xml:space="preserve"> </w:t>
+        <w:t xml:space="preserve"> Ipsum. </w:t>
       </w:r>
     </w:p>
     <w:p>
@@ -16956,7 +16917,7 @@
       <w:r>
         <w:t xml:space="preserve">, [s.d.]. Disponível em: </w:t>
       </w:r>
-      <w:hyperlink r:id="rId9" w:tgtFrame="_blank" w:history="1">
+      <w:hyperlink r:id="rId17" w:tgtFrame="_blank" w:history="1">
         <w:r>
           <w:rPr>
             <w:rStyle w:val="Hyperlink"/>
@@ -17010,24 +16971,14 @@
       <w:r>
         <w:t xml:space="preserve">Tabela </w:t>
       </w:r>
-      <w:r>
-        <w:fldChar w:fldCharType="begin"/>
-      </w:r>
-      <w:r>
-        <w:instrText xml:space="preserve"> SEQ Tabela \* ARABIC </w:instrText>
-      </w:r>
-      <w:r>
-        <w:fldChar w:fldCharType="separate"/>
-      </w:r>
-      <w:r>
-        <w:rPr>
-          <w:noProof/>
-        </w:rPr>
-        <w:t>1</w:t>
-      </w:r>
-      <w:r>
-        <w:fldChar w:fldCharType="end"/>
-      </w:r>
+      <w:fldSimple w:instr=" SEQ Tabela \* ARABIC ">
+        <w:r>
+          <w:rPr>
+            <w:noProof/>
+          </w:rPr>
+          <w:t>1</w:t>
+        </w:r>
+      </w:fldSimple>
       <w:r>
         <w:t>: Preços do serviço</w:t>
       </w:r>
@@ -17342,6 +17293,8 @@
       </w:pPr>
     </w:p>
     <w:sectPr>
+      <w:headerReference w:type="default" r:id="rId18"/>
+      <w:footerReference w:type="default" r:id="rId19"/>
       <w:pgSz w:w="11906" w:h="16838"/>
       <w:pgMar w:top="1701" w:right="1134" w:bottom="1134" w:left="1701" w:header="709" w:footer="709" w:gutter="0"/>
       <w:cols w:space="708"/>
@@ -17349,6 +17302,175 @@
     </w:sectPr>
   </w:body>
 </w:document>
+</file>
+
+<file path=word/endnotes.xml><?xml version="1.0" encoding="utf-8"?>
+<w:endnotes xmlns:wpc="http://schemas.microsoft.com/office/word/2010/wordprocessingCanvas" xmlns:cx="http://schemas.microsoft.com/office/drawing/2014/chartex" xmlns:cx1="http://schemas.microsoft.com/office/drawing/2015/9/8/chartex" xmlns:mc="http://schemas.openxmlformats.org/markup-compatibility/2006" xmlns:o="urn:schemas-microsoft-com:office:office" xmlns:r="http://schemas.openxmlformats.org/officeDocument/2006/relationships" xmlns:m="http://schemas.openxmlformats.org/officeDocument/2006/math" xmlns:v="urn:schemas-microsoft-com:vml" xmlns:wp14="http://schemas.microsoft.com/office/word/2010/wordprocessingDrawing" xmlns:wp="http://schemas.openxmlformats.org/drawingml/2006/wordprocessingDrawing" xmlns:w10="urn:schemas-microsoft-com:office:word" xmlns:w="http://schemas.openxmlformats.org/wordprocessingml/2006/main" xmlns:w14="http://schemas.microsoft.com/office/word/2010/wordml" xmlns:w15="http://schemas.microsoft.com/office/word/2012/wordml" xmlns:w16se="http://schemas.microsoft.com/office/word/2015/wordml/symex" xmlns:wpg="http://schemas.microsoft.com/office/word/2010/wordprocessingGroup" xmlns:wpi="http://schemas.microsoft.com/office/word/2010/wordprocessingInk" xmlns:wne="http://schemas.microsoft.com/office/word/2006/wordml" xmlns:wps="http://schemas.microsoft.com/office/word/2010/wordprocessingShape" mc:Ignorable="w14 w15 w16se wp14">
+  <w:endnote w:type="separator" w:id="-1">
+    <w:p>
+      <w:pPr>
+        <w:spacing w:after="0" w:line="240" w:lineRule="auto"/>
+      </w:pPr>
+      <w:r>
+        <w:separator/>
+      </w:r>
+    </w:p>
+  </w:endnote>
+  <w:endnote w:type="continuationSeparator" w:id="0">
+    <w:p>
+      <w:pPr>
+        <w:spacing w:after="0" w:line="240" w:lineRule="auto"/>
+      </w:pPr>
+      <w:r>
+        <w:continuationSeparator/>
+      </w:r>
+    </w:p>
+  </w:endnote>
+</w:endnotes>
+</file>
+
+<file path=word/footer1.xml><?xml version="1.0" encoding="utf-8"?>
+<w:ftr xmlns:wpc="http://schemas.microsoft.com/office/word/2010/wordprocessingCanvas" xmlns:cx="http://schemas.microsoft.com/office/drawing/2014/chartex" xmlns:cx1="http://schemas.microsoft.com/office/drawing/2015/9/8/chartex" xmlns:mc="http://schemas.openxmlformats.org/markup-compatibility/2006" xmlns:o="urn:schemas-microsoft-com:office:office" xmlns:r="http://schemas.openxmlformats.org/officeDocument/2006/relationships" xmlns:m="http://schemas.openxmlformats.org/officeDocument/2006/math" xmlns:v="urn:schemas-microsoft-com:vml" xmlns:wp14="http://schemas.microsoft.com/office/word/2010/wordprocessingDrawing" xmlns:wp="http://schemas.openxmlformats.org/drawingml/2006/wordprocessingDrawing" xmlns:w10="urn:schemas-microsoft-com:office:word" xmlns:w="http://schemas.openxmlformats.org/wordprocessingml/2006/main" xmlns:w14="http://schemas.microsoft.com/office/word/2010/wordml" xmlns:w15="http://schemas.microsoft.com/office/word/2012/wordml" xmlns:w16se="http://schemas.microsoft.com/office/word/2015/wordml/symex" xmlns:wpg="http://schemas.microsoft.com/office/word/2010/wordprocessingGroup" xmlns:wpi="http://schemas.microsoft.com/office/word/2010/wordprocessingInk" xmlns:wne="http://schemas.microsoft.com/office/word/2006/wordml" xmlns:wps="http://schemas.microsoft.com/office/word/2010/wordprocessingShape" mc:Ignorable="w14 w15 w16se wp14">
+  <w:p>
+    <w:pPr>
+      <w:pStyle w:val="Rodap"/>
+    </w:pPr>
+  </w:p>
+</w:ftr>
+</file>
+
+<file path=word/footer2.xml><?xml version="1.0" encoding="utf-8"?>
+<w:ftr xmlns:wpc="http://schemas.microsoft.com/office/word/2010/wordprocessingCanvas" xmlns:cx="http://schemas.microsoft.com/office/drawing/2014/chartex" xmlns:cx1="http://schemas.microsoft.com/office/drawing/2015/9/8/chartex" xmlns:mc="http://schemas.openxmlformats.org/markup-compatibility/2006" xmlns:o="urn:schemas-microsoft-com:office:office" xmlns:r="http://schemas.openxmlformats.org/officeDocument/2006/relationships" xmlns:m="http://schemas.openxmlformats.org/officeDocument/2006/math" xmlns:v="urn:schemas-microsoft-com:vml" xmlns:wp14="http://schemas.microsoft.com/office/word/2010/wordprocessingDrawing" xmlns:wp="http://schemas.openxmlformats.org/drawingml/2006/wordprocessingDrawing" xmlns:w10="urn:schemas-microsoft-com:office:word" xmlns:w="http://schemas.openxmlformats.org/wordprocessingml/2006/main" xmlns:w14="http://schemas.microsoft.com/office/word/2010/wordml" xmlns:w15="http://schemas.microsoft.com/office/word/2012/wordml" xmlns:w16se="http://schemas.microsoft.com/office/word/2015/wordml/symex" xmlns:wpg="http://schemas.microsoft.com/office/word/2010/wordprocessingGroup" xmlns:wpi="http://schemas.microsoft.com/office/word/2010/wordprocessingInk" xmlns:wne="http://schemas.microsoft.com/office/word/2006/wordml" xmlns:wps="http://schemas.microsoft.com/office/word/2010/wordprocessingShape" mc:Ignorable="w14 w15 w16se wp14">
+  <w:p>
+    <w:pPr>
+      <w:pStyle w:val="Rodap"/>
+    </w:pPr>
+  </w:p>
+</w:ftr>
+</file>
+
+<file path=word/footer3.xml><?xml version="1.0" encoding="utf-8"?>
+<w:ftr xmlns:wpc="http://schemas.microsoft.com/office/word/2010/wordprocessingCanvas" xmlns:cx="http://schemas.microsoft.com/office/drawing/2014/chartex" xmlns:cx1="http://schemas.microsoft.com/office/drawing/2015/9/8/chartex" xmlns:mc="http://schemas.openxmlformats.org/markup-compatibility/2006" xmlns:o="urn:schemas-microsoft-com:office:office" xmlns:r="http://schemas.openxmlformats.org/officeDocument/2006/relationships" xmlns:m="http://schemas.openxmlformats.org/officeDocument/2006/math" xmlns:v="urn:schemas-microsoft-com:vml" xmlns:wp14="http://schemas.microsoft.com/office/word/2010/wordprocessingDrawing" xmlns:wp="http://schemas.openxmlformats.org/drawingml/2006/wordprocessingDrawing" xmlns:w10="urn:schemas-microsoft-com:office:word" xmlns:w="http://schemas.openxmlformats.org/wordprocessingml/2006/main" xmlns:w14="http://schemas.microsoft.com/office/word/2010/wordml" xmlns:w15="http://schemas.microsoft.com/office/word/2012/wordml" xmlns:w16se="http://schemas.microsoft.com/office/word/2015/wordml/symex" xmlns:wpg="http://schemas.microsoft.com/office/word/2010/wordprocessingGroup" xmlns:wpi="http://schemas.microsoft.com/office/word/2010/wordprocessingInk" xmlns:wne="http://schemas.microsoft.com/office/word/2006/wordml" xmlns:wps="http://schemas.microsoft.com/office/word/2010/wordprocessingShape" mc:Ignorable="w14 w15 w16se wp14">
+  <w:p>
+    <w:pPr>
+      <w:pStyle w:val="Rodap"/>
+    </w:pPr>
+  </w:p>
+</w:ftr>
+</file>
+
+<file path=word/footer4.xml><?xml version="1.0" encoding="utf-8"?>
+<w:ftr xmlns:wpc="http://schemas.microsoft.com/office/word/2010/wordprocessingCanvas" xmlns:cx="http://schemas.microsoft.com/office/drawing/2014/chartex" xmlns:cx1="http://schemas.microsoft.com/office/drawing/2015/9/8/chartex" xmlns:mc="http://schemas.openxmlformats.org/markup-compatibility/2006" xmlns:o="urn:schemas-microsoft-com:office:office" xmlns:r="http://schemas.openxmlformats.org/officeDocument/2006/relationships" xmlns:m="http://schemas.openxmlformats.org/officeDocument/2006/math" xmlns:v="urn:schemas-microsoft-com:vml" xmlns:wp14="http://schemas.microsoft.com/office/word/2010/wordprocessingDrawing" xmlns:wp="http://schemas.openxmlformats.org/drawingml/2006/wordprocessingDrawing" xmlns:w10="urn:schemas-microsoft-com:office:word" xmlns:w="http://schemas.openxmlformats.org/wordprocessingml/2006/main" xmlns:w14="http://schemas.microsoft.com/office/word/2010/wordml" xmlns:w15="http://schemas.microsoft.com/office/word/2012/wordml" xmlns:w16se="http://schemas.microsoft.com/office/word/2015/wordml/symex" xmlns:wpg="http://schemas.microsoft.com/office/word/2010/wordprocessingGroup" xmlns:wpi="http://schemas.microsoft.com/office/word/2010/wordprocessingInk" xmlns:wne="http://schemas.microsoft.com/office/word/2006/wordml" xmlns:wps="http://schemas.microsoft.com/office/word/2010/wordprocessingShape" mc:Ignorable="w14 w15 w16se wp14">
+  <w:p>
+    <w:pPr>
+      <w:pStyle w:val="Rodap"/>
+    </w:pPr>
+  </w:p>
+</w:ftr>
+</file>
+
+<file path=word/footnotes.xml><?xml version="1.0" encoding="utf-8"?>
+<w:footnotes xmlns:wpc="http://schemas.microsoft.com/office/word/2010/wordprocessingCanvas" xmlns:cx="http://schemas.microsoft.com/office/drawing/2014/chartex" xmlns:cx1="http://schemas.microsoft.com/office/drawing/2015/9/8/chartex" xmlns:mc="http://schemas.openxmlformats.org/markup-compatibility/2006" xmlns:o="urn:schemas-microsoft-com:office:office" xmlns:r="http://schemas.openxmlformats.org/officeDocument/2006/relationships" xmlns:m="http://schemas.openxmlformats.org/officeDocument/2006/math" xmlns:v="urn:schemas-microsoft-com:vml" xmlns:wp14="http://schemas.microsoft.com/office/word/2010/wordprocessingDrawing" xmlns:wp="http://schemas.openxmlformats.org/drawingml/2006/wordprocessingDrawing" xmlns:w10="urn:schemas-microsoft-com:office:word" xmlns:w="http://schemas.openxmlformats.org/wordprocessingml/2006/main" xmlns:w14="http://schemas.microsoft.com/office/word/2010/wordml" xmlns:w15="http://schemas.microsoft.com/office/word/2012/wordml" xmlns:w16se="http://schemas.microsoft.com/office/word/2015/wordml/symex" xmlns:wpg="http://schemas.microsoft.com/office/word/2010/wordprocessingGroup" xmlns:wpi="http://schemas.microsoft.com/office/word/2010/wordprocessingInk" xmlns:wne="http://schemas.microsoft.com/office/word/2006/wordml" xmlns:wps="http://schemas.microsoft.com/office/word/2010/wordprocessingShape" mc:Ignorable="w14 w15 w16se wp14">
+  <w:footnote w:type="separator" w:id="-1">
+    <w:p>
+      <w:pPr>
+        <w:spacing w:after="0" w:line="240" w:lineRule="auto"/>
+      </w:pPr>
+      <w:r>
+        <w:separator/>
+      </w:r>
+    </w:p>
+  </w:footnote>
+  <w:footnote w:type="continuationSeparator" w:id="0">
+    <w:p>
+      <w:pPr>
+        <w:spacing w:after="0" w:line="240" w:lineRule="auto"/>
+      </w:pPr>
+      <w:r>
+        <w:continuationSeparator/>
+      </w:r>
+    </w:p>
+  </w:footnote>
+</w:footnotes>
+</file>
+
+<file path=word/header1.xml><?xml version="1.0" encoding="utf-8"?>
+<w:hdr xmlns:wpc="http://schemas.microsoft.com/office/word/2010/wordprocessingCanvas" xmlns:cx="http://schemas.microsoft.com/office/drawing/2014/chartex" xmlns:cx1="http://schemas.microsoft.com/office/drawing/2015/9/8/chartex" xmlns:mc="http://schemas.openxmlformats.org/markup-compatibility/2006" xmlns:o="urn:schemas-microsoft-com:office:office" xmlns:r="http://schemas.openxmlformats.org/officeDocument/2006/relationships" xmlns:m="http://schemas.openxmlformats.org/officeDocument/2006/math" xmlns:v="urn:schemas-microsoft-com:vml" xmlns:wp14="http://schemas.microsoft.com/office/word/2010/wordprocessingDrawing" xmlns:wp="http://schemas.openxmlformats.org/drawingml/2006/wordprocessingDrawing" xmlns:w10="urn:schemas-microsoft-com:office:word" xmlns:w="http://schemas.openxmlformats.org/wordprocessingml/2006/main" xmlns:w14="http://schemas.microsoft.com/office/word/2010/wordml" xmlns:w15="http://schemas.microsoft.com/office/word/2012/wordml" xmlns:w16se="http://schemas.microsoft.com/office/word/2015/wordml/symex" xmlns:wpg="http://schemas.microsoft.com/office/word/2010/wordprocessingGroup" xmlns:wpi="http://schemas.microsoft.com/office/word/2010/wordprocessingInk" xmlns:wne="http://schemas.microsoft.com/office/word/2006/wordml" xmlns:wps="http://schemas.microsoft.com/office/word/2010/wordprocessingShape" mc:Ignorable="w14 w15 w16se wp14">
+  <w:p>
+    <w:pPr>
+      <w:pStyle w:val="Cabealho"/>
+    </w:pPr>
+  </w:p>
+</w:hdr>
+</file>
+
+<file path=word/header2.xml><?xml version="1.0" encoding="utf-8"?>
+<w:hdr xmlns:wpc="http://schemas.microsoft.com/office/word/2010/wordprocessingCanvas" xmlns:cx="http://schemas.microsoft.com/office/drawing/2014/chartex" xmlns:cx1="http://schemas.microsoft.com/office/drawing/2015/9/8/chartex" xmlns:mc="http://schemas.openxmlformats.org/markup-compatibility/2006" xmlns:o="urn:schemas-microsoft-com:office:office" xmlns:r="http://schemas.openxmlformats.org/officeDocument/2006/relationships" xmlns:m="http://schemas.openxmlformats.org/officeDocument/2006/math" xmlns:v="urn:schemas-microsoft-com:vml" xmlns:wp14="http://schemas.microsoft.com/office/word/2010/wordprocessingDrawing" xmlns:wp="http://schemas.openxmlformats.org/drawingml/2006/wordprocessingDrawing" xmlns:w10="urn:schemas-microsoft-com:office:word" xmlns:w="http://schemas.openxmlformats.org/wordprocessingml/2006/main" xmlns:w14="http://schemas.microsoft.com/office/word/2010/wordml" xmlns:w15="http://schemas.microsoft.com/office/word/2012/wordml" xmlns:w16se="http://schemas.microsoft.com/office/word/2015/wordml/symex" xmlns:wpg="http://schemas.microsoft.com/office/word/2010/wordprocessingGroup" xmlns:wpi="http://schemas.microsoft.com/office/word/2010/wordprocessingInk" xmlns:wne="http://schemas.microsoft.com/office/word/2006/wordml" xmlns:wps="http://schemas.microsoft.com/office/word/2010/wordprocessingShape" mc:Ignorable="w14 w15 w16se wp14">
+  <w:p>
+    <w:pPr>
+      <w:pStyle w:val="Cabealho"/>
+      <w:jc w:val="right"/>
+    </w:pPr>
+    <w:bookmarkStart w:id="2" w:name="_GoBack"/>
+    <w:bookmarkEnd w:id="2"/>
+  </w:p>
+</w:hdr>
+</file>
+
+<file path=word/header3.xml><?xml version="1.0" encoding="utf-8"?>
+<w:hdr xmlns:wpc="http://schemas.microsoft.com/office/word/2010/wordprocessingCanvas" xmlns:cx="http://schemas.microsoft.com/office/drawing/2014/chartex" xmlns:cx1="http://schemas.microsoft.com/office/drawing/2015/9/8/chartex" xmlns:mc="http://schemas.openxmlformats.org/markup-compatibility/2006" xmlns:o="urn:schemas-microsoft-com:office:office" xmlns:r="http://schemas.openxmlformats.org/officeDocument/2006/relationships" xmlns:m="http://schemas.openxmlformats.org/officeDocument/2006/math" xmlns:v="urn:schemas-microsoft-com:vml" xmlns:wp14="http://schemas.microsoft.com/office/word/2010/wordprocessingDrawing" xmlns:wp="http://schemas.openxmlformats.org/drawingml/2006/wordprocessingDrawing" xmlns:w10="urn:schemas-microsoft-com:office:word" xmlns:w="http://schemas.openxmlformats.org/wordprocessingml/2006/main" xmlns:w14="http://schemas.microsoft.com/office/word/2010/wordml" xmlns:w15="http://schemas.microsoft.com/office/word/2012/wordml" xmlns:w16se="http://schemas.microsoft.com/office/word/2015/wordml/symex" xmlns:wpg="http://schemas.microsoft.com/office/word/2010/wordprocessingGroup" xmlns:wpi="http://schemas.microsoft.com/office/word/2010/wordprocessingInk" xmlns:wne="http://schemas.microsoft.com/office/word/2006/wordml" xmlns:wps="http://schemas.microsoft.com/office/word/2010/wordprocessingShape" mc:Ignorable="w14 w15 w16se wp14">
+  <w:p>
+    <w:pPr>
+      <w:pStyle w:val="Cabealho"/>
+    </w:pPr>
+  </w:p>
+</w:hdr>
+</file>
+
+<file path=word/header4.xml><?xml version="1.0" encoding="utf-8"?>
+<w:hdr xmlns:wpc="http://schemas.microsoft.com/office/word/2010/wordprocessingCanvas" xmlns:cx="http://schemas.microsoft.com/office/drawing/2014/chartex" xmlns:cx1="http://schemas.microsoft.com/office/drawing/2015/9/8/chartex" xmlns:mc="http://schemas.openxmlformats.org/markup-compatibility/2006" xmlns:o="urn:schemas-microsoft-com:office:office" xmlns:r="http://schemas.openxmlformats.org/officeDocument/2006/relationships" xmlns:m="http://schemas.openxmlformats.org/officeDocument/2006/math" xmlns:v="urn:schemas-microsoft-com:vml" xmlns:wp14="http://schemas.microsoft.com/office/word/2010/wordprocessingDrawing" xmlns:wp="http://schemas.openxmlformats.org/drawingml/2006/wordprocessingDrawing" xmlns:w10="urn:schemas-microsoft-com:office:word" xmlns:w="http://schemas.openxmlformats.org/wordprocessingml/2006/main" xmlns:w14="http://schemas.microsoft.com/office/word/2010/wordml" xmlns:w15="http://schemas.microsoft.com/office/word/2012/wordml" xmlns:w16se="http://schemas.microsoft.com/office/word/2015/wordml/symex" xmlns:wpg="http://schemas.microsoft.com/office/word/2010/wordprocessingGroup" xmlns:wpi="http://schemas.microsoft.com/office/word/2010/wordprocessingInk" xmlns:wne="http://schemas.microsoft.com/office/word/2006/wordml" xmlns:wps="http://schemas.microsoft.com/office/word/2010/wordprocessingShape" mc:Ignorable="w14 w15 w16se wp14">
+  <w:sdt>
+    <w:sdtPr>
+      <w:id w:val="2137600388"/>
+      <w:docPartObj>
+        <w:docPartGallery w:val="Page Numbers (Top of Page)"/>
+        <w:docPartUnique/>
+      </w:docPartObj>
+    </w:sdtPr>
+    <w:sdtContent>
+      <w:p>
+        <w:pPr>
+          <w:pStyle w:val="Cabealho"/>
+          <w:jc w:val="right"/>
+        </w:pPr>
+        <w:r>
+          <w:fldChar w:fldCharType="begin"/>
+        </w:r>
+        <w:r>
+          <w:instrText>PAGE   \* MERGEFORMAT</w:instrText>
+        </w:r>
+        <w:r>
+          <w:fldChar w:fldCharType="separate"/>
+        </w:r>
+        <w:r>
+          <w:rPr>
+            <w:noProof/>
+          </w:rPr>
+          <w:t>17</w:t>
+        </w:r>
+        <w:r>
+          <w:fldChar w:fldCharType="end"/>
+        </w:r>
+      </w:p>
+    </w:sdtContent>
+  </w:sdt>
+  <w:p>
+    <w:pPr>
+      <w:pStyle w:val="Cabealho"/>
+      <w:jc w:val="right"/>
+    </w:pPr>
+  </w:p>
+</w:hdr>
 </file>
 
 <file path=word/numbering.xml><?xml version="1.0" encoding="utf-8"?>
@@ -18438,6 +18560,58 @@
     <w:pPr>
       <w:spacing w:after="0"/>
     </w:pPr>
+  </w:style>
+  <w:style w:type="paragraph" w:styleId="Cabealho">
+    <w:name w:val="header"/>
+    <w:basedOn w:val="Normal"/>
+    <w:link w:val="CabealhoChar"/>
+    <w:uiPriority w:val="99"/>
+    <w:unhideWhenUsed/>
+    <w:rsid w:val="00BE5967"/>
+    <w:pPr>
+      <w:tabs>
+        <w:tab w:val="center" w:pos="4252"/>
+        <w:tab w:val="right" w:pos="8504"/>
+      </w:tabs>
+      <w:spacing w:after="0" w:line="240" w:lineRule="auto"/>
+    </w:pPr>
+  </w:style>
+  <w:style w:type="character" w:customStyle="1" w:styleId="CabealhoChar">
+    <w:name w:val="Cabeçalho Char"/>
+    <w:basedOn w:val="Fontepargpadro"/>
+    <w:link w:val="Cabealho"/>
+    <w:uiPriority w:val="99"/>
+    <w:rsid w:val="00BE5967"/>
+    <w:rPr>
+      <w:rFonts w:ascii="Arial" w:hAnsi="Arial"/>
+      <w:sz w:val="24"/>
+    </w:rPr>
+  </w:style>
+  <w:style w:type="paragraph" w:styleId="Rodap">
+    <w:name w:val="footer"/>
+    <w:basedOn w:val="Normal"/>
+    <w:link w:val="RodapChar"/>
+    <w:uiPriority w:val="99"/>
+    <w:unhideWhenUsed/>
+    <w:rsid w:val="00BE5967"/>
+    <w:pPr>
+      <w:tabs>
+        <w:tab w:val="center" w:pos="4252"/>
+        <w:tab w:val="right" w:pos="8504"/>
+      </w:tabs>
+      <w:spacing w:after="0" w:line="240" w:lineRule="auto"/>
+    </w:pPr>
+  </w:style>
+  <w:style w:type="character" w:customStyle="1" w:styleId="RodapChar">
+    <w:name w:val="Rodapé Char"/>
+    <w:basedOn w:val="Fontepargpadro"/>
+    <w:link w:val="Rodap"/>
+    <w:uiPriority w:val="99"/>
+    <w:rsid w:val="00BE5967"/>
+    <w:rPr>
+      <w:rFonts w:ascii="Arial" w:hAnsi="Arial"/>
+      <w:sz w:val="24"/>
+    </w:rPr>
   </w:style>
 </w:styles>
 </file>
@@ -19640,7 +19814,7 @@
 </file>
 
 <file path=customXml/itemProps1.xml><?xml version="1.0" encoding="utf-8"?>
-<ds:datastoreItem xmlns:ds="http://schemas.openxmlformats.org/officeDocument/2006/customXml" ds:itemID="{05A9C224-A496-45D7-859D-36AAA7D9F6E3}">
+<ds:datastoreItem xmlns:ds="http://schemas.openxmlformats.org/officeDocument/2006/customXml" ds:itemID="{568A8EDA-0DCA-4BF2-9A31-0D518AB9E387}">
   <ds:schemaRefs>
     <ds:schemaRef ds:uri="http://schemas.openxmlformats.org/officeDocument/2006/bibliography"/>
   </ds:schemaRefs>
